--- a/Calendario2026/Actividades/A6_DHCP/v3/Actividad6.docx
+++ b/Calendario2026/Actividades/A6_DHCP/v3/Actividad6.docx
@@ -394,18 +394,8 @@
           <w:rFonts w:ascii="Arial" w:hAnsi="Arial" w:cs="Arial"/>
           <w:color w:val="000000"/>
         </w:rPr>
-        <w:t xml:space="preserve">Network </w:t>
-      </w:r>
-      <w:proofErr w:type="spellStart"/>
-      <w:r>
-        <w:rPr>
-          <w:rStyle w:val="Fuerte"/>
-          <w:rFonts w:ascii="Arial" w:hAnsi="Arial" w:cs="Arial"/>
-          <w:color w:val="000000"/>
-        </w:rPr>
-        <w:t>Consulting</w:t>
-      </w:r>
-      <w:proofErr w:type="spellEnd"/>
+        <w:t>Network Consulting</w:t>
+      </w:r>
       <w:r>
         <w:rPr>
           <w:rFonts w:ascii="Arial" w:hAnsi="Arial" w:cs="Arial"/>
@@ -616,7 +606,7 @@
                                     <pic:cNvPicPr/>
                                   </pic:nvPicPr>
                                   <pic:blipFill>
-                                    <a:blip r:embed="rId7"/>
+                                    <a:blip r:embed="rId8"/>
                                     <a:stretch>
                                       <a:fillRect/>
                                     </a:stretch>
@@ -840,7 +830,6 @@
         </w:rPr>
         <w:t xml:space="preserve"> nos ha pedido centralizar la configuración del servicio DHCP de todas sus subredes en el ruteador </w:t>
       </w:r>
-      <w:proofErr w:type="spellStart"/>
       <w:r>
         <w:rPr>
           <w:rFonts w:ascii="Arial" w:eastAsia="Arial Narrow" w:hAnsi="Arial" w:cs="Arial"/>
@@ -850,7 +839,6 @@
         </w:rPr>
         <w:t>RMabe</w:t>
       </w:r>
-      <w:proofErr w:type="spellEnd"/>
       <w:r>
         <w:rPr>
           <w:rFonts w:ascii="Arial" w:eastAsia="Arial Narrow" w:hAnsi="Arial" w:cs="Arial"/>
@@ -875,7 +863,6 @@
         </w:rPr>
         <w:t xml:space="preserve">El ruteador </w:t>
       </w:r>
-      <w:proofErr w:type="spellStart"/>
       <w:r>
         <w:rPr>
           <w:rFonts w:ascii="Arial" w:eastAsia="Arial Narrow" w:hAnsi="Arial" w:cs="Arial"/>
@@ -885,7 +872,6 @@
         </w:rPr>
         <w:t>RMabe</w:t>
       </w:r>
-      <w:proofErr w:type="spellEnd"/>
       <w:r>
         <w:rPr>
           <w:rFonts w:ascii="Arial" w:eastAsia="Arial Narrow" w:hAnsi="Arial" w:cs="Arial"/>
@@ -1048,41 +1034,19 @@
         <w:rPr>
           <w:rFonts w:ascii="Arial" w:hAnsi="Arial" w:cs="Arial"/>
         </w:rPr>
-        <w:t>-</w:t>
-      </w:r>
-      <w:proofErr w:type="spellStart"/>
-      <w:r>
-        <w:rPr>
-          <w:rFonts w:ascii="Arial" w:hAnsi="Arial" w:cs="Arial"/>
-        </w:rPr>
-        <w:t>g</w:t>
-      </w:r>
-      <w:r>
-        <w:rPr>
-          <w:rFonts w:ascii="Arial" w:hAnsi="Arial" w:cs="Arial"/>
-        </w:rPr>
-        <w:t>ateway</w:t>
-      </w:r>
-      <w:proofErr w:type="spellEnd"/>
-      <w:r>
-        <w:rPr>
-          <w:rFonts w:ascii="Arial" w:hAnsi="Arial" w:cs="Arial"/>
-        </w:rPr>
-        <w:t xml:space="preserve"> y </w:t>
-      </w:r>
-      <w:proofErr w:type="spellStart"/>
-      <w:r>
-        <w:rPr>
-          <w:rFonts w:ascii="Arial" w:hAnsi="Arial" w:cs="Arial"/>
-        </w:rPr>
-        <w:t>dns</w:t>
-      </w:r>
-      <w:proofErr w:type="spellEnd"/>
-      <w:r>
-        <w:rPr>
-          <w:rFonts w:ascii="Arial" w:hAnsi="Arial" w:cs="Arial"/>
-        </w:rPr>
-        <w:t xml:space="preserve"> server de los servidores </w:t>
+        <w:t>-g</w:t>
+      </w:r>
+      <w:r>
+        <w:rPr>
+          <w:rFonts w:ascii="Arial" w:hAnsi="Arial" w:cs="Arial"/>
+        </w:rPr>
+        <w:t xml:space="preserve">ateway y </w:t>
+      </w:r>
+      <w:r>
+        <w:rPr>
+          <w:rFonts w:ascii="Arial" w:hAnsi="Arial" w:cs="Arial"/>
+        </w:rPr>
+        <w:t xml:space="preserve">dns server de los servidores </w:t>
       </w:r>
       <w:r>
         <w:rPr>
@@ -1166,7 +1130,6 @@
         </w:rPr>
         <w:t xml:space="preserve"> y </w:t>
       </w:r>
-      <w:proofErr w:type="spellStart"/>
       <w:r>
         <w:rPr>
           <w:rFonts w:ascii="Arial" w:hAnsi="Arial" w:cs="Arial"/>
@@ -1175,26 +1138,11 @@
         </w:rPr>
         <w:t>HTTPs</w:t>
       </w:r>
-      <w:proofErr w:type="spellEnd"/>
-      <w:r>
-        <w:rPr>
-          <w:rFonts w:ascii="Arial" w:hAnsi="Arial" w:cs="Arial"/>
-        </w:rPr>
-        <w:t xml:space="preserve"> en todos los servidores (</w:t>
-      </w:r>
-      <w:proofErr w:type="spellStart"/>
-      <w:r>
-        <w:rPr>
-          <w:rFonts w:ascii="Arial" w:hAnsi="Arial" w:cs="Arial"/>
-        </w:rPr>
-        <w:t>mabe</w:t>
-      </w:r>
-      <w:proofErr w:type="spellEnd"/>
-      <w:r>
-        <w:rPr>
-          <w:rFonts w:ascii="Arial" w:hAnsi="Arial" w:cs="Arial"/>
-        </w:rPr>
-        <w:t xml:space="preserve">, </w:t>
+      <w:r>
+        <w:rPr>
+          <w:rFonts w:ascii="Arial" w:hAnsi="Arial" w:cs="Arial"/>
+        </w:rPr>
+        <w:t xml:space="preserve"> en todos los servidores (mabe, </w:t>
       </w:r>
       <w:r>
         <w:rPr>
@@ -1206,21 +1154,7 @@
         <w:rPr>
           <w:rFonts w:ascii="Arial" w:hAnsi="Arial" w:cs="Arial"/>
         </w:rPr>
-        <w:t xml:space="preserve"> y </w:t>
-      </w:r>
-      <w:proofErr w:type="spellStart"/>
-      <w:r>
-        <w:rPr>
-          <w:rFonts w:ascii="Arial" w:hAnsi="Arial" w:cs="Arial"/>
-        </w:rPr>
-        <w:t>dnsserver</w:t>
-      </w:r>
-      <w:proofErr w:type="spellEnd"/>
-      <w:r>
-        <w:rPr>
-          <w:rFonts w:ascii="Arial" w:hAnsi="Arial" w:cs="Arial"/>
-        </w:rPr>
-        <w:t>).</w:t>
+        <w:t xml:space="preserve"> y dnsserver).</w:t>
       </w:r>
     </w:p>
     <w:p>
@@ -1399,7 +1333,6 @@
         </w:rPr>
         <w:t xml:space="preserve"> el protocolo de ruteo OSPF en el ruteador </w:t>
       </w:r>
-      <w:proofErr w:type="spellStart"/>
       <w:r>
         <w:rPr>
           <w:rFonts w:ascii="Arial" w:hAnsi="Arial" w:cs="Arial"/>
@@ -1416,7 +1349,6 @@
         </w:rPr>
         <w:t>Mabe</w:t>
       </w:r>
-      <w:proofErr w:type="spellEnd"/>
       <w:r>
         <w:rPr>
           <w:rFonts w:ascii="Arial" w:hAnsi="Arial" w:cs="Arial"/>
@@ -1532,25 +1464,7 @@
           <w:color w:val="0D0D0D" w:themeColor="text1" w:themeTint="F2"/>
           <w:shd w:val="clear" w:color="auto" w:fill="FFFFFF"/>
         </w:rPr>
-        <w:t xml:space="preserve">Redistribuir la ruta por default hacia los </w:t>
-      </w:r>
-      <w:proofErr w:type="spellStart"/>
-      <w:r>
-        <w:rPr>
-          <w:rFonts w:ascii="Arial" w:hAnsi="Arial" w:cs="Arial"/>
-          <w:color w:val="0D0D0D" w:themeColor="text1" w:themeTint="F2"/>
-          <w:shd w:val="clear" w:color="auto" w:fill="FFFFFF"/>
-        </w:rPr>
-        <w:t>routers</w:t>
-      </w:r>
-      <w:proofErr w:type="spellEnd"/>
-      <w:r>
-        <w:rPr>
-          <w:rFonts w:ascii="Arial" w:hAnsi="Arial" w:cs="Arial"/>
-          <w:color w:val="0D0D0D" w:themeColor="text1" w:themeTint="F2"/>
-          <w:shd w:val="clear" w:color="auto" w:fill="FFFFFF"/>
-        </w:rPr>
-        <w:t xml:space="preserve"> internos de la empresa.</w:t>
+        <w:t>Redistribuir la ruta por default hacia los routers internos de la empresa.</w:t>
       </w:r>
     </w:p>
     <w:bookmarkEnd w:id="3"/>
@@ -1577,7 +1491,6 @@
         </w:rPr>
         <w:t xml:space="preserve">Configure </w:t>
       </w:r>
-      <w:proofErr w:type="spellStart"/>
       <w:r>
         <w:rPr>
           <w:rFonts w:ascii="Arial" w:hAnsi="Arial" w:cs="Arial"/>
@@ -1596,7 +1509,6 @@
         </w:rPr>
         <w:t>Mabe</w:t>
       </w:r>
-      <w:proofErr w:type="spellEnd"/>
       <w:r>
         <w:rPr>
           <w:rFonts w:ascii="Arial" w:hAnsi="Arial" w:cs="Arial"/>
@@ -1722,7 +1634,6 @@
         </w:rPr>
         <w:t xml:space="preserve">Configure un conjunto de direcciones DHCP para cada LAN de los ruteadores </w:t>
       </w:r>
-      <w:proofErr w:type="spellStart"/>
       <w:r>
         <w:rPr>
           <w:b/>
@@ -1732,7 +1643,6 @@
         </w:rPr>
         <w:t>RMabe</w:t>
       </w:r>
-      <w:proofErr w:type="spellEnd"/>
       <w:r>
         <w:rPr>
           <w:szCs w:val="20"/>
@@ -1780,7 +1690,6 @@
         </w:rPr>
         <w:t xml:space="preserve"> los siguientes nombres de pools: </w:t>
       </w:r>
-      <w:proofErr w:type="spellStart"/>
       <w:r>
         <w:rPr>
           <w:b/>
@@ -1790,7 +1699,6 @@
         </w:rPr>
         <w:t>RMabe</w:t>
       </w:r>
-      <w:proofErr w:type="spellEnd"/>
       <w:r>
         <w:rPr>
           <w:szCs w:val="20"/>
@@ -1953,7 +1861,6 @@
         </w:rPr>
         <w:t xml:space="preserve"> para que reenvíe todas las solicitudes de DHCP al servidor de DHCP en el ruteador </w:t>
       </w:r>
-      <w:proofErr w:type="spellStart"/>
       <w:r>
         <w:rPr>
           <w:rFonts w:ascii="Arial" w:hAnsi="Arial" w:cs="Arial"/>
@@ -1963,7 +1870,6 @@
         </w:rPr>
         <w:t>RMabe</w:t>
       </w:r>
-      <w:proofErr w:type="spellEnd"/>
     </w:p>
     <w:p>
       <w:pPr>
@@ -2443,7 +2349,16 @@
                 <w:bCs/>
                 <w:color w:val="000000"/>
               </w:rPr>
-              <w:t>youtube.com</w:t>
+              <w:t>whatsApp</w:t>
+            </w:r>
+            <w:r>
+              <w:rPr>
+                <w:rFonts w:ascii="Arial" w:hAnsi="Arial" w:cs="Arial"/>
+                <w:b/>
+                <w:bCs/>
+                <w:color w:val="000000"/>
+              </w:rPr>
+              <w:t>.com</w:t>
             </w:r>
           </w:p>
         </w:tc>
@@ -2470,7 +2385,7 @@
                 <w:bCs/>
                 <w:color w:val="FF0000"/>
               </w:rPr>
-              <w:t>192.178.56.110</w:t>
+              <w:t>31.13.89.53</w:t>
             </w:r>
           </w:p>
         </w:tc>
@@ -2853,7 +2768,6 @@
         </w:rPr>
         <w:t xml:space="preserve">Haga clic en </w:t>
       </w:r>
-      <w:proofErr w:type="spellStart"/>
       <w:r>
         <w:rPr>
           <w:rFonts w:cs="Arial"/>
@@ -2862,7 +2776,6 @@
         </w:rPr>
         <w:t>DNSServer</w:t>
       </w:r>
-      <w:proofErr w:type="spellEnd"/>
       <w:r>
         <w:rPr>
           <w:rFonts w:cs="Arial"/>
@@ -3175,7 +3088,6 @@
         </w:rPr>
         <w:t xml:space="preserve">Cierre la ventana </w:t>
       </w:r>
-      <w:proofErr w:type="spellStart"/>
       <w:r>
         <w:rPr>
           <w:rFonts w:cs="Arial"/>
@@ -3184,7 +3096,6 @@
         </w:rPr>
         <w:t>DNSServer</w:t>
       </w:r>
-      <w:proofErr w:type="spellEnd"/>
       <w:r>
         <w:rPr>
           <w:rFonts w:cs="Arial"/>
@@ -3238,23 +3149,7 @@
           <w:rFonts w:ascii="Arial" w:hAnsi="Arial" w:cs="Arial"/>
           <w:spacing w:val="-1"/>
         </w:rPr>
-        <w:t xml:space="preserve"> pruebas de accesos por web a los servidores de </w:t>
-      </w:r>
-      <w:proofErr w:type="spellStart"/>
-      <w:r>
-        <w:rPr>
-          <w:rFonts w:ascii="Arial" w:hAnsi="Arial" w:cs="Arial"/>
-          <w:spacing w:val="-1"/>
-        </w:rPr>
-        <w:t>mabe</w:t>
-      </w:r>
-      <w:proofErr w:type="spellEnd"/>
-      <w:r>
-        <w:rPr>
-          <w:rFonts w:ascii="Arial" w:hAnsi="Arial" w:cs="Arial"/>
-          <w:spacing w:val="-1"/>
-        </w:rPr>
-        <w:t xml:space="preserve">, </w:t>
+        <w:t xml:space="preserve"> pruebas de accesos por web a los servidores de mabe, </w:t>
       </w:r>
       <w:r>
         <w:rPr>
